--- a/校园跑腿小助手 概要设计说明书.docx
+++ b/校园跑腿小助手 概要设计说明书.docx
@@ -1377,8 +1377,6 @@
       <w:r>
         <w:t>5.2 全部页面清单</w:t>
       </w:r>
-      <w:bookmarkStart w:id="0" w:name="_GoBack"/>
-      <w:bookmarkEnd w:id="0"/>
     </w:p>
     <w:p>
       <w:pPr>
@@ -2319,6 +2317,77 @@
       </w:pPr>
       <w:r>
         <w:t>业务流转：下单—接单—结算完整链路状态同步正确</w:t>
+      </w:r>
+    </w:p>
+    <w:p>
+      <w:pPr>
+        <w:pStyle w:val="3"/>
+      </w:pPr>
+    </w:p>
+    <w:p>
+      <w:pPr>
+        <w:pStyle w:val="3"/>
+      </w:pPr>
+      <w:bookmarkStart w:id="0" w:name="_GoBack"/>
+      <w:bookmarkEnd w:id="0"/>
+      <w:r>
+        <w:t>AI标注说明</w:t>
+      </w:r>
+    </w:p>
+    <w:p>
+      <w:pPr>
+        <w:numPr>
+          <w:ilvl w:val="0"/>
+          <w:numId w:val="28"/>
+        </w:numPr>
+        <w:spacing w:before="0" w:beforeAutospacing="1" w:after="0" w:afterAutospacing="1"/>
+        <w:ind w:left="720" w:hanging="360"/>
+      </w:pPr>
+      <w:r>
+        <w:rPr>
+          <w:b/>
+        </w:rPr>
+        <w:t>AI提示词</w:t>
+      </w:r>
+      <w:r>
+        <w:t>：</w:t>
+      </w:r>
+    </w:p>
+    <w:p>
+      <w:pPr>
+        <w:spacing w:before="0" w:beforeAutospacing="1" w:after="0" w:afterAutospacing="1"/>
+        <w:ind w:left="720"/>
+      </w:pPr>
+      <w:r>
+        <w:t>① 软件工程课程大作业，校园外卖前端小程序可行性分析报告，按照项目背景、技术、经济、操作、法律社会、风险分析6个模块撰写，代码为纯HTML+原生JS+LocalStorage本地存储，支持用户/骑手/商家多角色，购物车、下单、接单、钱包充值、订单管理功能。</w:t>
+      </w:r>
+    </w:p>
+    <w:p>
+      <w:pPr>
+        <w:spacing w:before="0" w:beforeAutospacing="1" w:after="0" w:afterAutospacing="1"/>
+        <w:ind w:left="720"/>
+      </w:pPr>
+      <w:r>
+        <w:t>② 针对每个小节细化扩充，贴合数媒技术专业学生课程作业场景，语言规范符合课程报告格式。</w:t>
+      </w:r>
+    </w:p>
+    <w:p>
+      <w:pPr>
+        <w:numPr>
+          <w:ilvl w:val="0"/>
+          <w:numId w:val="28"/>
+        </w:numPr>
+        <w:spacing w:before="0" w:beforeAutospacing="1" w:after="0" w:afterAutospacing="1"/>
+        <w:ind w:left="720" w:hanging="360"/>
+      </w:pPr>
+      <w:r>
+        <w:rPr>
+          <w:b/>
+        </w:rPr>
+        <w:t>AI生成内容修改率</w:t>
+      </w:r>
+      <w:r>
+        <w:t>：72%，对AI生成通用模板结合项目真实代码、功能逻辑、校园场景进行删减、定制化改写、数据替换、风险贴合本项目调整。</w:t>
       </w:r>
     </w:p>
     <w:p/>
@@ -2761,6 +2830,23 @@
     </w:lvl>
   </w:abstractNum>
   <w:abstractNum w:abstractNumId="24">
+    <w:nsid w:val="43E0BA40"/>
+    <w:multiLevelType w:val="singleLevel"/>
+    <w:tmpl w:val="43E0BA40"/>
+    <w:lvl w:ilvl="0" w:tentative="0">
+      <w:start w:val="1"/>
+      <w:numFmt w:val="decimal"/>
+      <w:lvlText w:val="%1."/>
+      <w:lvlJc w:val="left"/>
+      <w:pPr>
+        <w:ind w:left="720" w:hanging="360"/>
+      </w:pPr>
+      <w:rPr>
+        <w:sz w:val="24"/>
+      </w:rPr>
+    </w:lvl>
+  </w:abstractNum>
+  <w:abstractNum w:abstractNumId="25">
     <w:nsid w:val="47E9C0A7"/>
     <w:multiLevelType w:val="singleLevel"/>
     <w:tmpl w:val="47E9C0A7"/>
@@ -2777,7 +2863,7 @@
       </w:rPr>
     </w:lvl>
   </w:abstractNum>
-  <w:abstractNum w:abstractNumId="25">
+  <w:abstractNum w:abstractNumId="26">
     <w:nsid w:val="5301BF21"/>
     <w:multiLevelType w:val="singleLevel"/>
     <w:tmpl w:val="5301BF21"/>
@@ -2794,7 +2880,7 @@
       </w:rPr>
     </w:lvl>
   </w:abstractNum>
-  <w:abstractNum w:abstractNumId="26">
+  <w:abstractNum w:abstractNumId="27">
     <w:nsid w:val="7A7022DA"/>
     <w:multiLevelType w:val="singleLevel"/>
     <w:tmpl w:val="7A7022DA"/>
@@ -2815,7 +2901,7 @@
     <w:abstractNumId w:val="4"/>
   </w:num>
   <w:num w:numId="2">
-    <w:abstractNumId w:val="25"/>
+    <w:abstractNumId w:val="26"/>
   </w:num>
   <w:num w:numId="3">
     <w:abstractNumId w:val="5"/>
@@ -2830,7 +2916,7 @@
     <w:abstractNumId w:val="12"/>
   </w:num>
   <w:num w:numId="7">
-    <w:abstractNumId w:val="24"/>
+    <w:abstractNumId w:val="25"/>
   </w:num>
   <w:num w:numId="8">
     <w:abstractNumId w:val="8"/>
@@ -2881,7 +2967,7 @@
     <w:abstractNumId w:val="16"/>
   </w:num>
   <w:num w:numId="24">
-    <w:abstractNumId w:val="26"/>
+    <w:abstractNumId w:val="27"/>
   </w:num>
   <w:num w:numId="25">
     <w:abstractNumId w:val="0"/>
@@ -2891,6 +2977,9 @@
   </w:num>
   <w:num w:numId="27">
     <w:abstractNumId w:val="11"/>
+  </w:num>
+  <w:num w:numId="28">
+    <w:abstractNumId w:val="24"/>
   </w:num>
 </w:numbering>
 </file>
